--- a/docs/12_PendingItems/ChatbotBuilder_Pending_Items_Document.docx
+++ b/docs/12_PendingItems/ChatbotBuilder_Pending_Items_Document.docx
@@ -44,7 +44,7 @@
         <w:t xml:space="preserve"> </w:t>
       </w:r>
       <w:r>
-        <w:t>Team Byte Squad</w:t>
+        <w:t xml:space="preserve"> </w:t>
       </w:r>
     </w:p>
     <w:p>
@@ -59,68 +59,6 @@
       <w:r>
         <w:t xml:space="preserve">Ashmit Nirwan </w:t>
       </w:r>
-    </w:p>
-    <w:p>
-      <w:pPr>
-        <w:pStyle w:val="ListParagraph"/>
-        <w:numPr>
-          <w:ilvl w:val="0"/>
-          <w:numId w:val="31"/>
-        </w:numPr>
-        <w:spacing w:after="0" w:line="276" w:lineRule="auto"/>
-      </w:pPr>
-      <w:r>
-        <w:t xml:space="preserve">Jordan </w:t>
-      </w:r>
-      <w:r>
-        <w:rPr>
-          <w:rFonts w:ascii="Aptos" w:eastAsia="Aptos" w:hAnsi="Aptos" w:cs="Aptos"/>
-        </w:rPr>
-        <w:t>Spector</w:t>
-      </w:r>
-    </w:p>
-    <w:p>
-      <w:pPr>
-        <w:pStyle w:val="ListParagraph"/>
-        <w:numPr>
-          <w:ilvl w:val="0"/>
-          <w:numId w:val="31"/>
-        </w:numPr>
-        <w:spacing w:after="0" w:line="276" w:lineRule="auto"/>
-      </w:pPr>
-      <w:r>
-        <w:t xml:space="preserve">Gio </w:t>
-      </w:r>
-      <w:r>
-        <w:rPr>
-          <w:rFonts w:ascii="Aptos" w:eastAsia="Aptos" w:hAnsi="Aptos" w:cs="Aptos"/>
-        </w:rPr>
-        <w:t>Mendoza</w:t>
-      </w:r>
-    </w:p>
-    <w:p>
-      <w:pPr>
-        <w:pStyle w:val="ListParagraph"/>
-        <w:numPr>
-          <w:ilvl w:val="0"/>
-          <w:numId w:val="31"/>
-        </w:numPr>
-        <w:spacing w:after="0" w:line="276" w:lineRule="auto"/>
-      </w:pPr>
-      <w:r>
-        <w:t>Milton</w:t>
-      </w:r>
-      <w:r>
-        <w:t xml:space="preserve"> </w:t>
-      </w:r>
-      <w:proofErr w:type="spellStart"/>
-      <w:r>
-        <w:rPr>
-          <w:rFonts w:ascii="Aptos" w:eastAsia="Aptos" w:hAnsi="Aptos" w:cs="Aptos"/>
-        </w:rPr>
-        <w:t>Mupfumira</w:t>
-      </w:r>
-      <w:proofErr w:type="spellEnd"/>
     </w:p>
     <w:p>
       <w:pPr>
@@ -166,15 +104,7 @@
         <w:jc w:val="both"/>
       </w:pPr>
       <w:r>
-        <w:t xml:space="preserve">This document outlines the current limitations, missing features, and improvements required for the Chatbot Builder Application to be considered </w:t>
-      </w:r>
-      <w:proofErr w:type="gramStart"/>
-      <w:r>
-        <w:t>production-ready</w:t>
-      </w:r>
-      <w:proofErr w:type="gramEnd"/>
-      <w:r>
-        <w:t>.</w:t>
+        <w:t>This document outlines the current limitations, missing features, and improvements required for the Chatbot Builder Application to be considered production-ready.</w:t>
       </w:r>
     </w:p>
     <w:p>
@@ -373,7 +303,6 @@
         <w:jc w:val="both"/>
       </w:pPr>
       <w:r>
-        <w:lastRenderedPageBreak/>
         <w:t xml:space="preserve">multi-topic questions </w:t>
       </w:r>
     </w:p>
@@ -413,6 +342,7 @@
         <w:jc w:val="both"/>
       </w:pPr>
       <w:r>
+        <w:lastRenderedPageBreak/>
         <w:t xml:space="preserve">lists (names, emails, etc.) </w:t>
       </w:r>
     </w:p>
@@ -501,15 +431,7 @@
         <w:jc w:val="both"/>
       </w:pPr>
       <w:r>
-        <w:t xml:space="preserve">Large documents may produce </w:t>
-      </w:r>
-      <w:proofErr w:type="gramStart"/>
-      <w:r>
-        <w:t>noisy</w:t>
-      </w:r>
-      <w:proofErr w:type="gramEnd"/>
-      <w:r>
-        <w:t xml:space="preserve"> or irrelevant chunks </w:t>
+        <w:t xml:space="preserve">Large documents may produce noisy or irrelevant chunks </w:t>
       </w:r>
     </w:p>
     <w:p>
@@ -668,13 +590,8 @@
         <w:spacing w:after="0" w:line="276" w:lineRule="auto"/>
         <w:jc w:val="both"/>
       </w:pPr>
-      <w:proofErr w:type="gramStart"/>
       <w:r>
-        <w:t>fallback</w:t>
-      </w:r>
-      <w:proofErr w:type="gramEnd"/>
-      <w:r>
-        <w:t xml:space="preserve"> responses may be shown </w:t>
+        <w:t xml:space="preserve">fallback responses may be shown </w:t>
       </w:r>
     </w:p>
     <w:p>
@@ -722,13 +639,8 @@
         <w:spacing w:after="0" w:line="276" w:lineRule="auto"/>
         <w:jc w:val="both"/>
       </w:pPr>
-      <w:proofErr w:type="gramStart"/>
       <w:r>
-        <w:t>Environment</w:t>
-      </w:r>
-      <w:proofErr w:type="gramEnd"/>
-      <w:r>
-        <w:t xml:space="preserve"> variables and profiles require manual setup </w:t>
+        <w:t xml:space="preserve">Environment variables and profiles require manual setup </w:t>
       </w:r>
     </w:p>
     <w:p>
@@ -784,7 +696,6 @@
         <w:jc w:val="both"/>
       </w:pPr>
       <w:r>
-        <w:lastRenderedPageBreak/>
         <w:t>4.2 Multi-Language Support</w:t>
       </w:r>
     </w:p>
@@ -811,6 +722,7 @@
         <w:jc w:val="both"/>
       </w:pPr>
       <w:r>
+        <w:lastRenderedPageBreak/>
         <w:t xml:space="preserve">No localization or translation support </w:t>
       </w:r>
     </w:p>
@@ -1122,7 +1034,6 @@
         <w:jc w:val="both"/>
       </w:pPr>
       <w:r>
-        <w:lastRenderedPageBreak/>
         <w:t>7. Recommended Improvements</w:t>
       </w:r>
     </w:p>
@@ -1153,6 +1064,7 @@
         <w:jc w:val="both"/>
       </w:pPr>
       <w:r>
+        <w:lastRenderedPageBreak/>
         <w:t xml:space="preserve">Improve chunking strategy (smaller and cleaner chunks) </w:t>
       </w:r>
     </w:p>
@@ -14715,6 +14627,7 @@
   <w:style w:type="character" w:default="1" w:styleId="DefaultParagraphFont">
     <w:name w:val="Default Paragraph Font"/>
     <w:uiPriority w:val="1"/>
+    <w:semiHidden/>
     <w:unhideWhenUsed/>
   </w:style>
   <w:style w:type="table" w:default="1" w:styleId="TableNormal">
